--- a/modelos/modelo_requerimento_inteira.docx
+++ b/modelos/modelo_requerimento_inteira.docx
@@ -44,218 +44,94 @@
           <w:sz w:val="22"/>
           <w:szCs w:val="22"/>
         </w:rPr>
-        <w:t>GUSTAVO SILVA ALMEID</w:t>
-      </w:r>
-      <w:r>
-        <w:rPr>
-          <w:b/>
-          <w:sz w:val="22"/>
-          <w:szCs w:val="22"/>
-        </w:rPr>
-        <w:t>A</w:t>
-      </w:r>
-      <w:r>
-        <w:rPr>
-          <w:sz w:val="22"/>
-          <w:szCs w:val="22"/>
-        </w:rPr>
-        <w:t xml:space="preserve">, RG. </w:t>
-      </w:r>
-      <w:r>
-        <w:rPr>
-          <w:sz w:val="22"/>
-          <w:szCs w:val="22"/>
-        </w:rPr>
-        <w:t>45.027.980-7</w:t>
-      </w:r>
-      <w:r>
-        <w:rPr>
-          <w:sz w:val="22"/>
-          <w:szCs w:val="22"/>
-        </w:rPr>
-        <w:t xml:space="preserve"> SSP/SP, CPF. </w:t>
-      </w:r>
-      <w:r>
-        <w:rPr>
-          <w:sz w:val="22"/>
-          <w:szCs w:val="22"/>
-        </w:rPr>
-        <w:t>369.002.488-96</w:t>
-      </w:r>
-      <w:r>
-        <w:rPr>
-          <w:sz w:val="22"/>
-          <w:szCs w:val="22"/>
-        </w:rPr>
-        <w:t>,</w:t>
-      </w:r>
-      <w:r>
-        <w:rPr>
-          <w:sz w:val="22"/>
-          <w:szCs w:val="22"/>
-        </w:rPr>
-        <w:t xml:space="preserve"> Agente Policial</w:t>
-      </w:r>
-      <w:r>
-        <w:rPr>
-          <w:sz w:val="22"/>
-          <w:szCs w:val="22"/>
-        </w:rPr>
-        <w:t xml:space="preserve"> </w:t>
-      </w:r>
-      <w:r>
-        <w:rPr>
-          <w:sz w:val="22"/>
-          <w:szCs w:val="22"/>
-        </w:rPr>
-        <w:t>2</w:t>
-      </w:r>
-      <w:r>
-        <w:rPr>
-          <w:sz w:val="22"/>
-          <w:szCs w:val="22"/>
-        </w:rPr>
-        <w:t xml:space="preserve">ª classe, Padrão </w:t>
-      </w:r>
-      <w:r>
-        <w:rPr>
-          <w:sz w:val="22"/>
-          <w:szCs w:val="22"/>
-        </w:rPr>
-        <w:t>I</w:t>
-      </w:r>
-      <w:r>
-        <w:rPr>
-          <w:sz w:val="22"/>
-          <w:szCs w:val="22"/>
-        </w:rPr>
-        <w:t xml:space="preserve">I, em exercício na Delegacia de Polícia de Taguaí, Seccional Avaré, Deinter7-Sorocaba, brasileiro, </w:t>
-      </w:r>
-      <w:r>
-        <w:rPr>
-          <w:sz w:val="22"/>
-          <w:szCs w:val="22"/>
-        </w:rPr>
-        <w:t>solteiro</w:t>
-      </w:r>
-      <w:r>
-        <w:rPr>
-          <w:sz w:val="22"/>
-          <w:szCs w:val="22"/>
-        </w:rPr>
-        <w:t xml:space="preserve">, nascido aos </w:t>
-      </w:r>
-      <w:r>
-        <w:rPr>
-          <w:sz w:val="22"/>
-          <w:szCs w:val="22"/>
-        </w:rPr>
-        <w:t>0</w:t>
-      </w:r>
-      <w:r>
-        <w:rPr>
-          <w:sz w:val="22"/>
-          <w:szCs w:val="22"/>
-        </w:rPr>
-        <w:t>1</w:t>
-      </w:r>
-      <w:r>
-        <w:rPr>
-          <w:sz w:val="22"/>
-          <w:szCs w:val="22"/>
-        </w:rPr>
-        <w:t>/09/1988</w:t>
-      </w:r>
-      <w:r>
-        <w:rPr>
-          <w:sz w:val="22"/>
-          <w:szCs w:val="22"/>
-        </w:rPr>
-        <w:t xml:space="preserve">, natural de </w:t>
-      </w:r>
-      <w:r>
-        <w:rPr>
-          <w:sz w:val="22"/>
-          <w:szCs w:val="22"/>
-        </w:rPr>
-        <w:t>Santa Cruz do Rio Pardo</w:t>
-      </w:r>
-      <w:r>
-        <w:rPr>
-          <w:sz w:val="22"/>
-          <w:szCs w:val="22"/>
-        </w:rPr>
-        <w:t xml:space="preserve">/SP, filho de </w:t>
-      </w:r>
-      <w:r>
-        <w:rPr>
-          <w:sz w:val="22"/>
-          <w:szCs w:val="22"/>
-        </w:rPr>
-        <w:t>Paulo Celestino de Almeida</w:t>
-      </w:r>
-      <w:r>
-        <w:rPr>
-          <w:sz w:val="22"/>
-          <w:szCs w:val="22"/>
-        </w:rPr>
-        <w:t xml:space="preserve"> e de </w:t>
-      </w:r>
-      <w:r>
-        <w:rPr>
-          <w:sz w:val="22"/>
-          <w:szCs w:val="22"/>
-        </w:rPr>
-        <w:t>Maria Benedita da Silva Almeida</w:t>
-      </w:r>
-      <w:r>
-        <w:rPr>
-          <w:sz w:val="22"/>
-          <w:szCs w:val="22"/>
-        </w:rPr>
-        <w:t xml:space="preserve">, </w:t>
-      </w:r>
-      <w:r>
-        <w:rPr>
-          <w:sz w:val="22"/>
-          <w:szCs w:val="22"/>
-        </w:rPr>
-        <w:t xml:space="preserve">residente na </w:t>
-      </w:r>
-      <w:r>
-        <w:rPr>
-          <w:sz w:val="22"/>
-          <w:szCs w:val="22"/>
-        </w:rPr>
-        <w:t>rua Dona Beni</w:t>
-      </w:r>
-      <w:r>
-        <w:rPr>
-          <w:sz w:val="22"/>
-          <w:szCs w:val="22"/>
-        </w:rPr>
-        <w:t xml:space="preserve">, </w:t>
-      </w:r>
-      <w:r>
-        <w:rPr>
-          <w:sz w:val="22"/>
-          <w:szCs w:val="22"/>
-        </w:rPr>
-        <w:t>378</w:t>
-      </w:r>
-      <w:r>
-        <w:rPr>
-          <w:sz w:val="22"/>
-          <w:szCs w:val="22"/>
-        </w:rPr>
-        <w:t xml:space="preserve">, Taguaí-SP </w:t>
-      </w:r>
-      <w:r>
-        <w:rPr>
-          <w:sz w:val="22"/>
-          <w:szCs w:val="22"/>
-        </w:rPr>
-        <w:t>, vem à presença de Vossa Excelência solicitar o devido encaminhamento deste expediente a apreciação do Ilustríssimo Senhor Diretor do DEINTER 7, caso necessário, da hierarquia superior, objetivando o pagamento de diária, pelos motivos de fato e direito a seguir expostos:</w:t>
+        <w:t>{{{nome}}}</w:t>
+      </w:r>
+      <w:r>
+        <w:rPr>
+          <w:sz w:val="22"/>
+          <w:szCs w:val="22"/>
+        </w:rPr>
+        <w:t>, RG. {{{</w:t>
+      </w:r>
+      <w:proofErr w:type="spellStart"/>
+      <w:r>
+        <w:rPr>
+          <w:sz w:val="22"/>
+          <w:szCs w:val="22"/>
+        </w:rPr>
+        <w:t>rg</w:t>
+      </w:r>
+      <w:proofErr w:type="spellEnd"/>
+      <w:r>
+        <w:rPr>
+          <w:sz w:val="22"/>
+          <w:szCs w:val="22"/>
+        </w:rPr>
+        <w:t>}}} SSP/SP, CPF. {{{</w:t>
+      </w:r>
+      <w:proofErr w:type="spellStart"/>
+      <w:r>
+        <w:rPr>
+          <w:sz w:val="22"/>
+          <w:szCs w:val="22"/>
+        </w:rPr>
+        <w:t>cpf</w:t>
+      </w:r>
+      <w:proofErr w:type="spellEnd"/>
+      <w:r>
+        <w:rPr>
+          <w:sz w:val="22"/>
+          <w:szCs w:val="22"/>
+        </w:rPr>
+        <w:t>}}}, {{{cargo}}} de {{{classe}}}, {{{padrão}}}, em exercício na {{{delegacia}}}, Seccional Avaré, Deinter7-Sorocaba, brasileiro, {{{</w:t>
+      </w:r>
+      <w:proofErr w:type="spellStart"/>
+      <w:r>
+        <w:rPr>
+          <w:sz w:val="22"/>
+          <w:szCs w:val="22"/>
+        </w:rPr>
+        <w:t>estado_civil</w:t>
+      </w:r>
+      <w:proofErr w:type="spellEnd"/>
+      <w:r>
+        <w:rPr>
+          <w:sz w:val="22"/>
+          <w:szCs w:val="22"/>
+        </w:rPr>
+        <w:t>}}}, nascido aos {{{nascimento}}}, natural de {{{</w:t>
+      </w:r>
+      <w:proofErr w:type="spellStart"/>
+      <w:r>
+        <w:rPr>
+          <w:sz w:val="22"/>
+          <w:szCs w:val="22"/>
+        </w:rPr>
+        <w:t>natural_de</w:t>
+      </w:r>
+      <w:proofErr w:type="spellEnd"/>
+      <w:r>
+        <w:rPr>
+          <w:sz w:val="22"/>
+          <w:szCs w:val="22"/>
+        </w:rPr>
+        <w:t>}}}, filho de {{{pai}}} {{{</w:t>
+      </w:r>
+      <w:proofErr w:type="spellStart"/>
+      <w:r>
+        <w:rPr>
+          <w:sz w:val="22"/>
+          <w:szCs w:val="22"/>
+        </w:rPr>
+        <w:t>mae</w:t>
+      </w:r>
+      <w:proofErr w:type="spellEnd"/>
+      <w:r>
+        <w:rPr>
+          <w:sz w:val="22"/>
+          <w:szCs w:val="22"/>
+        </w:rPr>
+        <w:t>}}}, residente na {{{endereço}}}-SP, vem à presença de Vossa Excelência solicitar o devido encaminhamento deste expediente a apreciação do Ilustríssimo Senhor Diretor do DEINTER 7, caso necessário, da hierarquia superior, objetivando o pagamento de diária, pelos motivos de fato e direito a seguir expostos:</w:t>
       </w:r>
     </w:p>
     <w:p>
@@ -276,28 +152,39 @@
           <w:sz w:val="22"/>
           <w:szCs w:val="22"/>
         </w:rPr>
-        <w:t xml:space="preserve">O requerente, atendendo determinação (Escala de Plantão Policial Permanente da Central de Polícia Judiciária de Taquarituba-SP), referente </w:t>
-      </w:r>
-      <w:r>
-        <w:rPr>
-          <w:sz w:val="22"/>
-          <w:szCs w:val="22"/>
-        </w:rPr>
-        <w:t>a</w:t>
-      </w:r>
-      <w:r>
-        <w:rPr>
-          <w:sz w:val="22"/>
-          <w:szCs w:val="22"/>
-        </w:rPr>
-        <w:t xml:space="preserve"> </w:t>
-      </w:r>
-      <w:r>
-        <w:rPr>
-          <w:sz w:val="22"/>
-          <w:szCs w:val="22"/>
-        </w:rPr>
-        <w:t>{{{</w:t>
+        <w:t>O requerente, atendendo determinação (Escala de Plantão Policial Permanente da Central de Polícia Judiciária de {{{</w:t>
+      </w:r>
+      <w:proofErr w:type="spellStart"/>
+      <w:r>
+        <w:rPr>
+          <w:sz w:val="22"/>
+          <w:szCs w:val="22"/>
+        </w:rPr>
+        <w:t>cidade_plantao</w:t>
+      </w:r>
+      <w:proofErr w:type="spellEnd"/>
+      <w:r>
+        <w:rPr>
+          <w:sz w:val="22"/>
+          <w:szCs w:val="22"/>
+        </w:rPr>
+        <w:t>}</w:t>
+      </w:r>
+      <w:proofErr w:type="gramStart"/>
+      <w:r>
+        <w:rPr>
+          <w:sz w:val="22"/>
+          <w:szCs w:val="22"/>
+        </w:rPr>
+        <w:t>}}-</w:t>
+      </w:r>
+      <w:proofErr w:type="gramEnd"/>
+      <w:r>
+        <w:rPr>
+          <w:sz w:val="22"/>
+          <w:szCs w:val="22"/>
+        </w:rPr>
+        <w:t>SP), referente a {{{</w:t>
       </w:r>
       <w:proofErr w:type="spellStart"/>
       <w:r>
@@ -313,28 +200,7 @@
           <w:sz w:val="22"/>
           <w:szCs w:val="22"/>
         </w:rPr>
-        <w:t>}}}</w:t>
-      </w:r>
-      <w:r>
-        <w:rPr>
-          <w:sz w:val="22"/>
-          <w:szCs w:val="22"/>
-        </w:rPr>
-        <w:t>, permaneceu afastado da sede de suas atividades, pois lhe foi determinado que no dia</w:t>
-      </w:r>
-      <w:r>
-        <w:rPr>
-          <w:sz w:val="22"/>
-          <w:szCs w:val="22"/>
-        </w:rPr>
-        <w:t xml:space="preserve"> </w:t>
-      </w:r>
-      <w:r>
-        <w:rPr>
-          <w:sz w:val="22"/>
-          <w:szCs w:val="22"/>
-        </w:rPr>
-        <w:t>{{{</w:t>
+        <w:t>}}}, permaneceu afastado da sede de suas atividades, pois lhe foi determinado que no dia {{{</w:t>
       </w:r>
       <w:proofErr w:type="spellStart"/>
       <w:r>
@@ -350,21 +216,39 @@
           <w:sz w:val="22"/>
           <w:szCs w:val="22"/>
         </w:rPr>
-        <w:t xml:space="preserve">}}} </w:t>
-      </w:r>
-      <w:r>
-        <w:rPr>
-          <w:sz w:val="22"/>
-          <w:szCs w:val="22"/>
-        </w:rPr>
-        <w:t xml:space="preserve">se deslocasse até a cidade de Taquarituba-SP, onde deveria assumir o plantão policial. Assim, para cumprir tal determinação, o Requerente saiu de sua sede às </w:t>
-      </w:r>
-      <w:r>
-        <w:rPr>
-          <w:sz w:val="22"/>
-          <w:szCs w:val="22"/>
-        </w:rPr>
-        <w:t>{{{</w:t>
+        <w:t>}}} se deslocasse até a cidade de {{{</w:t>
+      </w:r>
+      <w:proofErr w:type="spellStart"/>
+      <w:r>
+        <w:rPr>
+          <w:sz w:val="22"/>
+          <w:szCs w:val="22"/>
+        </w:rPr>
+        <w:t>cidade_plantao</w:t>
+      </w:r>
+      <w:proofErr w:type="spellEnd"/>
+      <w:r>
+        <w:rPr>
+          <w:sz w:val="22"/>
+          <w:szCs w:val="22"/>
+        </w:rPr>
+        <w:t>}</w:t>
+      </w:r>
+      <w:proofErr w:type="gramStart"/>
+      <w:r>
+        <w:rPr>
+          <w:sz w:val="22"/>
+          <w:szCs w:val="22"/>
+        </w:rPr>
+        <w:t>}}-</w:t>
+      </w:r>
+      <w:proofErr w:type="gramEnd"/>
+      <w:r>
+        <w:rPr>
+          <w:sz w:val="22"/>
+          <w:szCs w:val="22"/>
+        </w:rPr>
+        <w:t>SP, onde deveria assumir o plantão policial. Assim, para cumprir tal determinação, o Requerente saiu de sua sede às {{{</w:t>
       </w:r>
       <w:proofErr w:type="spellStart"/>
       <w:r>
@@ -380,28 +264,7 @@
           <w:sz w:val="22"/>
           <w:szCs w:val="22"/>
         </w:rPr>
-        <w:t xml:space="preserve">}}} </w:t>
-      </w:r>
-      <w:r>
-        <w:rPr>
-          <w:sz w:val="22"/>
-          <w:szCs w:val="22"/>
-        </w:rPr>
-        <w:t>do dia</w:t>
-      </w:r>
-      <w:r>
-        <w:rPr>
-          <w:sz w:val="22"/>
-          <w:szCs w:val="22"/>
-        </w:rPr>
-        <w:t xml:space="preserve"> </w:t>
-      </w:r>
-      <w:r>
-        <w:rPr>
-          <w:sz w:val="22"/>
-          <w:szCs w:val="22"/>
-        </w:rPr>
-        <w:t>{{{</w:t>
+        <w:t>}}} do dia {{{</w:t>
       </w:r>
       <w:proofErr w:type="spellStart"/>
       <w:r>
@@ -417,86 +280,23 @@
           <w:sz w:val="22"/>
           <w:szCs w:val="22"/>
         </w:rPr>
-        <w:t xml:space="preserve">}}} </w:t>
-      </w:r>
-      <w:r>
-        <w:rPr>
-          <w:sz w:val="22"/>
-          <w:szCs w:val="22"/>
-        </w:rPr>
-        <w:t xml:space="preserve">e retornou às </w:t>
-      </w:r>
-      <w:r>
-        <w:rPr>
-          <w:sz w:val="22"/>
-          <w:szCs w:val="22"/>
-        </w:rPr>
-        <w:t>{{{</w:t>
-      </w:r>
-      <w:proofErr w:type="spellStart"/>
-      <w:r>
-        <w:rPr>
-          <w:sz w:val="22"/>
-          <w:szCs w:val="22"/>
-        </w:rPr>
-        <w:t>hor</w:t>
-      </w:r>
-      <w:r>
-        <w:rPr>
-          <w:sz w:val="22"/>
-          <w:szCs w:val="22"/>
-        </w:rPr>
-        <w:t>a</w:t>
-      </w:r>
-      <w:r>
-        <w:rPr>
-          <w:sz w:val="22"/>
-          <w:szCs w:val="22"/>
-        </w:rPr>
-        <w:t>rio_volta</w:t>
-      </w:r>
-      <w:proofErr w:type="spellEnd"/>
-      <w:r>
-        <w:rPr>
-          <w:sz w:val="22"/>
-          <w:szCs w:val="22"/>
-        </w:rPr>
-        <w:t>}}}</w:t>
-      </w:r>
-      <w:r>
-        <w:rPr>
-          <w:sz w:val="22"/>
-          <w:szCs w:val="22"/>
-        </w:rPr>
-        <w:t xml:space="preserve"> do</w:t>
-      </w:r>
-      <w:r>
-        <w:rPr>
-          <w:sz w:val="22"/>
-          <w:szCs w:val="22"/>
-        </w:rPr>
-        <w:t xml:space="preserve"> </w:t>
-      </w:r>
-      <w:r>
-        <w:rPr>
-          <w:sz w:val="22"/>
-          <w:szCs w:val="22"/>
-        </w:rPr>
-        <w:t>dia</w:t>
-      </w:r>
-      <w:r>
-        <w:rPr>
-          <w:sz w:val="22"/>
-          <w:szCs w:val="22"/>
-        </w:rPr>
-        <w:t xml:space="preserve"> </w:t>
-      </w:r>
-      <w:r>
-        <w:rPr>
-          <w:sz w:val="22"/>
-          <w:szCs w:val="22"/>
-        </w:rPr>
-        <w:t>{{{</w:t>
+        <w:t>}}} e retornou às {{{</w:t>
+      </w:r>
+      <w:proofErr w:type="spellStart"/>
+      <w:r>
+        <w:rPr>
+          <w:sz w:val="22"/>
+          <w:szCs w:val="22"/>
+        </w:rPr>
+        <w:t>horario_volta</w:t>
+      </w:r>
+      <w:proofErr w:type="spellEnd"/>
+      <w:r>
+        <w:rPr>
+          <w:sz w:val="22"/>
+          <w:szCs w:val="22"/>
+        </w:rPr>
+        <w:t>}}} do dia {{{</w:t>
       </w:r>
       <w:proofErr w:type="spellStart"/>
       <w:r>
@@ -512,14 +312,7 @@
           <w:sz w:val="22"/>
           <w:szCs w:val="22"/>
         </w:rPr>
-        <w:t>}}}</w:t>
-      </w:r>
-      <w:r>
-        <w:rPr>
-          <w:sz w:val="22"/>
-          <w:szCs w:val="22"/>
-        </w:rPr>
-        <w:t>, não recebendo alimentação.</w:t>
+        <w:t>}}}, não recebendo alimentação.</w:t>
       </w:r>
     </w:p>
     <w:p>
@@ -578,28 +371,39 @@
           <w:sz w:val="22"/>
           <w:szCs w:val="22"/>
         </w:rPr>
-        <w:t>Gustavo Silva Almeida</w:t>
-      </w:r>
-      <w:r>
-        <w:rPr>
-          <w:sz w:val="22"/>
-          <w:szCs w:val="22"/>
-        </w:rPr>
-        <w:t xml:space="preserve">, RG </w:t>
-      </w:r>
-      <w:r>
-        <w:rPr>
-          <w:sz w:val="22"/>
-          <w:szCs w:val="22"/>
-        </w:rPr>
-        <w:t>45.027.980-7</w:t>
-      </w:r>
-      <w:r>
-        <w:rPr>
-          <w:sz w:val="22"/>
-          <w:szCs w:val="22"/>
-        </w:rPr>
-        <w:t>/SSP/SP;</w:t>
+        <w:t>{{{nome2}}}, RG {{{</w:t>
+      </w:r>
+      <w:proofErr w:type="spellStart"/>
+      <w:r>
+        <w:rPr>
+          <w:sz w:val="22"/>
+          <w:szCs w:val="22"/>
+        </w:rPr>
+        <w:t>rg</w:t>
+      </w:r>
+      <w:proofErr w:type="spellEnd"/>
+      <w:r>
+        <w:rPr>
+          <w:sz w:val="22"/>
+          <w:szCs w:val="22"/>
+        </w:rPr>
+        <w:t>}</w:t>
+      </w:r>
+      <w:proofErr w:type="gramStart"/>
+      <w:r>
+        <w:rPr>
+          <w:sz w:val="22"/>
+          <w:szCs w:val="22"/>
+        </w:rPr>
+        <w:t>}}/</w:t>
+      </w:r>
+      <w:proofErr w:type="gramEnd"/>
+      <w:r>
+        <w:rPr>
+          <w:sz w:val="22"/>
+          <w:szCs w:val="22"/>
+        </w:rPr>
+        <w:t>SSP/SP;</w:t>
       </w:r>
     </w:p>
     <w:p>
@@ -624,7 +428,7 @@
           <w:sz w:val="22"/>
           <w:szCs w:val="22"/>
         </w:rPr>
-        <w:t>Delegacia de Polícia do Município de Taguaí-SP, (Delegacia Seccional de Polícia de Avaré);</w:t>
+        <w:t>{{{delegacia}}}, (Delegacia Seccional de Polícia de Avaré);</w:t>
       </w:r>
     </w:p>
     <w:p>
@@ -647,56 +451,23 @@
           <w:sz w:val="22"/>
           <w:szCs w:val="22"/>
         </w:rPr>
-        <w:t xml:space="preserve"> </w:t>
-      </w:r>
-      <w:r>
-        <w:rPr>
-          <w:sz w:val="22"/>
-          <w:szCs w:val="22"/>
-        </w:rPr>
-        <w:t xml:space="preserve">Agente Policial de </w:t>
-      </w:r>
-      <w:r>
-        <w:rPr>
-          <w:sz w:val="22"/>
-          <w:szCs w:val="22"/>
-        </w:rPr>
-        <w:t>2</w:t>
-      </w:r>
-      <w:r>
-        <w:rPr>
-          <w:sz w:val="22"/>
-          <w:szCs w:val="22"/>
-        </w:rPr>
-        <w:t xml:space="preserve">ª classe, padrão </w:t>
-      </w:r>
-      <w:r>
-        <w:rPr>
-          <w:sz w:val="22"/>
-          <w:szCs w:val="22"/>
-        </w:rPr>
-        <w:t>I</w:t>
-      </w:r>
-      <w:r>
-        <w:rPr>
-          <w:sz w:val="22"/>
-          <w:szCs w:val="22"/>
-        </w:rPr>
-        <w:t>I</w:t>
-      </w:r>
-      <w:r>
-        <w:rPr>
-          <w:sz w:val="22"/>
-          <w:szCs w:val="22"/>
-        </w:rPr>
-        <w:t xml:space="preserve">, com vencimento bruto de </w:t>
-      </w:r>
-      <w:r>
-        <w:rPr>
-          <w:sz w:val="22"/>
-          <w:szCs w:val="22"/>
-        </w:rPr>
-        <w:t xml:space="preserve">     </w:t>
+        <w:t xml:space="preserve"> {{{cargo}}} de {{{classe}}}, {{{</w:t>
+      </w:r>
+      <w:proofErr w:type="spellStart"/>
+      <w:r>
+        <w:rPr>
+          <w:sz w:val="22"/>
+          <w:szCs w:val="22"/>
+        </w:rPr>
+        <w:t>padrao</w:t>
+      </w:r>
+      <w:proofErr w:type="spellEnd"/>
+      <w:r>
+        <w:rPr>
+          <w:sz w:val="22"/>
+          <w:szCs w:val="22"/>
+        </w:rPr>
+        <w:t xml:space="preserve">}}}, com vencimento bruto de      </w:t>
       </w:r>
       <w:r>
         <w:rPr>
@@ -704,20 +475,7 @@
           <w:szCs w:val="22"/>
         </w:rPr>
         <w:tab/>
-      </w:r>
-      <w:r>
-        <w:rPr>
-          <w:sz w:val="22"/>
-          <w:szCs w:val="22"/>
-        </w:rPr>
-        <w:t>R$</w:t>
-      </w:r>
-      <w:r>
-        <w:rPr>
-          <w:sz w:val="22"/>
-          <w:szCs w:val="22"/>
-        </w:rPr>
-        <w:t>{{{</w:t>
+        <w:t>R${{{</w:t>
       </w:r>
       <w:proofErr w:type="spellStart"/>
       <w:r>
@@ -733,14 +491,7 @@
           <w:sz w:val="22"/>
           <w:szCs w:val="22"/>
         </w:rPr>
-        <w:t>}}}</w:t>
-      </w:r>
-      <w:r>
-        <w:rPr>
-          <w:sz w:val="22"/>
-          <w:szCs w:val="22"/>
-        </w:rPr>
-        <w:t>;</w:t>
+        <w:t>}}};</w:t>
       </w:r>
     </w:p>
     <w:p>
@@ -765,7 +516,39 @@
           <w:sz w:val="22"/>
           <w:szCs w:val="22"/>
         </w:rPr>
-        <w:t>Deslocamento para a cidade de Taquarituba-SP.</w:t>
+        <w:t>Deslocamento para a cidade de {{{</w:t>
+      </w:r>
+      <w:proofErr w:type="spellStart"/>
+      <w:r>
+        <w:rPr>
+          <w:sz w:val="22"/>
+          <w:szCs w:val="22"/>
+        </w:rPr>
+        <w:t>cidade_plantao</w:t>
+      </w:r>
+      <w:proofErr w:type="spellEnd"/>
+      <w:r>
+        <w:rPr>
+          <w:sz w:val="22"/>
+          <w:szCs w:val="22"/>
+        </w:rPr>
+        <w:t>}</w:t>
+      </w:r>
+      <w:proofErr w:type="gramStart"/>
+      <w:r>
+        <w:rPr>
+          <w:sz w:val="22"/>
+          <w:szCs w:val="22"/>
+        </w:rPr>
+        <w:t>}}-</w:t>
+      </w:r>
+      <w:proofErr w:type="gramEnd"/>
+      <w:r>
+        <w:rPr>
+          <w:sz w:val="22"/>
+          <w:szCs w:val="22"/>
+        </w:rPr>
+        <w:t>SP.</w:t>
       </w:r>
     </w:p>
     <w:p>
@@ -785,21 +568,39 @@
           <w:sz w:val="22"/>
           <w:szCs w:val="22"/>
         </w:rPr>
-        <w:t xml:space="preserve">Assumir o Plantão na Central de Polícia Judiciária de Taquarituba-SP, conforme determinação contida na Escala referente </w:t>
-      </w:r>
-      <w:r>
-        <w:rPr>
-          <w:sz w:val="22"/>
-          <w:szCs w:val="22"/>
-        </w:rPr>
-        <w:t xml:space="preserve">a </w:t>
-      </w:r>
-      <w:r>
-        <w:rPr>
-          <w:sz w:val="22"/>
-          <w:szCs w:val="22"/>
-        </w:rPr>
-        <w:t>{{{</w:t>
+        <w:t>Assumir o Plantão na Central de Polícia Judiciária de {{{</w:t>
+      </w:r>
+      <w:proofErr w:type="spellStart"/>
+      <w:r>
+        <w:rPr>
+          <w:sz w:val="22"/>
+          <w:szCs w:val="22"/>
+        </w:rPr>
+        <w:t>cidade_plantao</w:t>
+      </w:r>
+      <w:proofErr w:type="spellEnd"/>
+      <w:r>
+        <w:rPr>
+          <w:sz w:val="22"/>
+          <w:szCs w:val="22"/>
+        </w:rPr>
+        <w:t>}</w:t>
+      </w:r>
+      <w:proofErr w:type="gramStart"/>
+      <w:r>
+        <w:rPr>
+          <w:sz w:val="22"/>
+          <w:szCs w:val="22"/>
+        </w:rPr>
+        <w:t>}}-</w:t>
+      </w:r>
+      <w:proofErr w:type="gramEnd"/>
+      <w:r>
+        <w:rPr>
+          <w:sz w:val="22"/>
+          <w:szCs w:val="22"/>
+        </w:rPr>
+        <w:t>SP, conforme determinação contida na Escala referente a {{{</w:t>
       </w:r>
       <w:proofErr w:type="spellStart"/>
       <w:r>
@@ -815,14 +616,7 @@
           <w:sz w:val="22"/>
           <w:szCs w:val="22"/>
         </w:rPr>
-        <w:t>}}}</w:t>
-      </w:r>
-      <w:r>
-        <w:rPr>
-          <w:sz w:val="22"/>
-          <w:szCs w:val="22"/>
-        </w:rPr>
-        <w:t>;</w:t>
+        <w:t>}}};</w:t>
       </w:r>
     </w:p>
     <w:p>
@@ -847,14 +641,7 @@
           <w:sz w:val="22"/>
           <w:szCs w:val="22"/>
         </w:rPr>
-        <w:t xml:space="preserve">Horário de saída da sede às </w:t>
-      </w:r>
-      <w:r>
-        <w:rPr>
-          <w:sz w:val="22"/>
-          <w:szCs w:val="22"/>
-        </w:rPr>
-        <w:t>{{{</w:t>
+        <w:t>Horário de saída da sede às {{{</w:t>
       </w:r>
       <w:proofErr w:type="spellStart"/>
       <w:r>
@@ -870,21 +657,7 @@
           <w:sz w:val="22"/>
           <w:szCs w:val="22"/>
         </w:rPr>
-        <w:t>}}}</w:t>
-      </w:r>
-      <w:r>
-        <w:rPr>
-          <w:sz w:val="22"/>
-          <w:szCs w:val="22"/>
-        </w:rPr>
-        <w:t xml:space="preserve"> do dia </w:t>
-      </w:r>
-      <w:r>
-        <w:rPr>
-          <w:sz w:val="22"/>
-          <w:szCs w:val="22"/>
-        </w:rPr>
-        <w:t>{{{</w:t>
+        <w:t>}}} do dia {{{</w:t>
       </w:r>
       <w:proofErr w:type="spellStart"/>
       <w:r>
@@ -900,28 +673,7 @@
           <w:sz w:val="22"/>
           <w:szCs w:val="22"/>
         </w:rPr>
-        <w:t xml:space="preserve">}}} </w:t>
-      </w:r>
-      <w:r>
-        <w:rPr>
-          <w:sz w:val="22"/>
-          <w:szCs w:val="22"/>
-        </w:rPr>
-        <w:t>e chega</w:t>
-      </w:r>
-      <w:r>
-        <w:rPr>
-          <w:sz w:val="22"/>
-          <w:szCs w:val="22"/>
-        </w:rPr>
-        <w:t xml:space="preserve">da às </w:t>
-      </w:r>
-      <w:r>
-        <w:rPr>
-          <w:sz w:val="22"/>
-          <w:szCs w:val="22"/>
-        </w:rPr>
-        <w:t>{{{</w:t>
+        <w:t>}}} e chegada às {{{</w:t>
       </w:r>
       <w:proofErr w:type="spellStart"/>
       <w:r>
@@ -937,35 +689,7 @@
           <w:sz w:val="22"/>
           <w:szCs w:val="22"/>
         </w:rPr>
-        <w:t>}}}</w:t>
-      </w:r>
-      <w:r>
-        <w:rPr>
-          <w:sz w:val="22"/>
-          <w:szCs w:val="22"/>
-        </w:rPr>
-        <w:t xml:space="preserve"> </w:t>
-      </w:r>
-      <w:r>
-        <w:rPr>
-          <w:sz w:val="22"/>
-          <w:szCs w:val="22"/>
-        </w:rPr>
-        <w:t xml:space="preserve">do </w:t>
-      </w:r>
-      <w:r>
-        <w:rPr>
-          <w:sz w:val="22"/>
-          <w:szCs w:val="22"/>
-        </w:rPr>
-        <w:t xml:space="preserve">dia </w:t>
-      </w:r>
-      <w:r>
-        <w:rPr>
-          <w:sz w:val="22"/>
-          <w:szCs w:val="22"/>
-        </w:rPr>
-        <w:t>{{{</w:t>
+        <w:t>}}} do dia {{{</w:t>
       </w:r>
       <w:proofErr w:type="spellStart"/>
       <w:r>
@@ -981,14 +705,7 @@
           <w:sz w:val="22"/>
           <w:szCs w:val="22"/>
         </w:rPr>
-        <w:t>}}}</w:t>
-      </w:r>
-      <w:r>
-        <w:rPr>
-          <w:sz w:val="22"/>
-          <w:szCs w:val="22"/>
-        </w:rPr>
-        <w:t>;</w:t>
+        <w:t>}}};</w:t>
       </w:r>
     </w:p>
     <w:p>
@@ -1013,77 +730,7 @@
           <w:sz w:val="22"/>
           <w:szCs w:val="22"/>
         </w:rPr>
-        <w:t>D</w:t>
-      </w:r>
-      <w:r>
-        <w:rPr>
-          <w:sz w:val="22"/>
-          <w:szCs w:val="22"/>
-        </w:rPr>
-        <w:t>iária</w:t>
-      </w:r>
-      <w:r>
-        <w:rPr>
-          <w:sz w:val="22"/>
-          <w:szCs w:val="22"/>
-        </w:rPr>
-        <w:t xml:space="preserve"> inteira </w:t>
-      </w:r>
-      <w:r>
-        <w:rPr>
-          <w:sz w:val="22"/>
-          <w:szCs w:val="22"/>
-        </w:rPr>
-        <w:t xml:space="preserve">referente às mais de </w:t>
-      </w:r>
-      <w:r>
-        <w:rPr>
-          <w:sz w:val="22"/>
-          <w:szCs w:val="22"/>
-        </w:rPr>
-        <w:t xml:space="preserve">12 </w:t>
-      </w:r>
-      <w:r>
-        <w:rPr>
-          <w:sz w:val="22"/>
-          <w:szCs w:val="22"/>
-        </w:rPr>
-        <w:t xml:space="preserve">horas de deslocamento </w:t>
-      </w:r>
-      <w:r>
-        <w:rPr>
-          <w:sz w:val="22"/>
-          <w:szCs w:val="22"/>
-        </w:rPr>
-        <w:t>entre os</w:t>
-      </w:r>
-      <w:r>
-        <w:rPr>
-          <w:sz w:val="22"/>
-          <w:szCs w:val="22"/>
-        </w:rPr>
-        <w:t xml:space="preserve"> dia</w:t>
-      </w:r>
-      <w:r>
-        <w:rPr>
-          <w:sz w:val="22"/>
-          <w:szCs w:val="22"/>
-        </w:rPr>
-        <w:t>s</w:t>
-      </w:r>
-      <w:r>
-        <w:rPr>
-          <w:sz w:val="22"/>
-          <w:szCs w:val="22"/>
-        </w:rPr>
-        <w:t xml:space="preserve"> </w:t>
-      </w:r>
-      <w:r>
-        <w:rPr>
-          <w:sz w:val="22"/>
-          <w:szCs w:val="22"/>
-        </w:rPr>
-        <w:t>{{{</w:t>
+        <w:t>Diária inteira referente às mais de 12 horas de deslocamento entre os dias {{{</w:t>
       </w:r>
       <w:proofErr w:type="spellStart"/>
       <w:r>
@@ -1099,21 +746,7 @@
           <w:sz w:val="22"/>
           <w:szCs w:val="22"/>
         </w:rPr>
-        <w:t>}}}</w:t>
-      </w:r>
-      <w:r>
-        <w:rPr>
-          <w:sz w:val="22"/>
-          <w:szCs w:val="22"/>
-        </w:rPr>
-        <w:t xml:space="preserve"> e </w:t>
-      </w:r>
-      <w:r>
-        <w:rPr>
-          <w:sz w:val="22"/>
-          <w:szCs w:val="22"/>
-        </w:rPr>
-        <w:t>{{{</w:t>
+        <w:t>}}} e {{{</w:t>
       </w:r>
       <w:proofErr w:type="spellStart"/>
       <w:r>
@@ -1129,14 +762,7 @@
           <w:sz w:val="22"/>
           <w:szCs w:val="22"/>
         </w:rPr>
-        <w:t>}}}</w:t>
-      </w:r>
-      <w:r>
-        <w:rPr>
-          <w:sz w:val="22"/>
-          <w:szCs w:val="22"/>
-        </w:rPr>
-        <w:t>, conforme item “VI”;</w:t>
+        <w:t>}}}, conforme item “VI”;</w:t>
       </w:r>
     </w:p>
     <w:p>
@@ -1163,63 +789,23 @@
           <w:sz w:val="22"/>
           <w:szCs w:val="22"/>
         </w:rPr>
-        <w:t xml:space="preserve">3- Declaro que tive despesas com alimentação no período informado no item “VI” e declaro ainda que possuo conta bancária (conta corrente), nº. </w:t>
-      </w:r>
-      <w:r>
-        <w:rPr>
-          <w:sz w:val="22"/>
-          <w:szCs w:val="22"/>
-        </w:rPr>
-        <w:t>129065-7</w:t>
-      </w:r>
-      <w:r>
-        <w:rPr>
-          <w:sz w:val="22"/>
-          <w:szCs w:val="22"/>
-        </w:rPr>
-        <w:t xml:space="preserve">, agência </w:t>
-      </w:r>
-      <w:r>
-        <w:rPr>
-          <w:sz w:val="22"/>
-          <w:szCs w:val="22"/>
-        </w:rPr>
-        <w:t>203</w:t>
-      </w:r>
-      <w:r>
-        <w:rPr>
-          <w:sz w:val="22"/>
-          <w:szCs w:val="22"/>
-        </w:rPr>
-        <w:t>-</w:t>
-      </w:r>
-      <w:r>
-        <w:rPr>
-          <w:sz w:val="22"/>
-          <w:szCs w:val="22"/>
-        </w:rPr>
-        <w:t>8</w:t>
-      </w:r>
-      <w:r>
-        <w:rPr>
-          <w:sz w:val="22"/>
-          <w:szCs w:val="22"/>
-        </w:rPr>
-        <w:t xml:space="preserve">, Banco do Brasil da cidade de </w:t>
-      </w:r>
-      <w:r>
-        <w:rPr>
-          <w:sz w:val="22"/>
-          <w:szCs w:val="22"/>
-        </w:rPr>
-        <w:t>Avaré</w:t>
-      </w:r>
-      <w:r>
-        <w:rPr>
-          <w:sz w:val="22"/>
-          <w:szCs w:val="22"/>
-        </w:rPr>
-        <w:t>-SP, onde deverá ser depositado o valor da diária requerida;</w:t>
+        <w:t>3- Declaro que tive despesas com alimentação no período informado no item “VI” e declaro ainda que possuo conta bancária (conta corrente), nº. {{{conta}}}, agência {{{agencia}}}, {{{</w:t>
+      </w:r>
+      <w:proofErr w:type="spellStart"/>
+      <w:r>
+        <w:rPr>
+          <w:sz w:val="22"/>
+          <w:szCs w:val="22"/>
+        </w:rPr>
+        <w:t>banco_cidade</w:t>
+      </w:r>
+      <w:proofErr w:type="spellEnd"/>
+      <w:r>
+        <w:rPr>
+          <w:sz w:val="22"/>
+          <w:szCs w:val="22"/>
+        </w:rPr>
+        <w:t>}}}, onde deverá ser depositado o valor da diária requerida;</w:t>
       </w:r>
     </w:p>
     <w:p>
@@ -1315,29 +901,6 @@
           <w:szCs w:val="22"/>
         </w:rPr>
       </w:pPr>
-      <w:proofErr w:type="spellStart"/>
-      <w:r>
-        <w:rPr>
-          <w:sz w:val="22"/>
-          <w:szCs w:val="22"/>
-        </w:rPr>
-        <w:t>Taguaí</w:t>
-      </w:r>
-      <w:proofErr w:type="spellEnd"/>
-      <w:r>
-        <w:rPr>
-          <w:sz w:val="22"/>
-          <w:szCs w:val="22"/>
-        </w:rPr>
-        <w:t>-SP,</w:t>
-      </w:r>
-      <w:r>
-        <w:rPr>
-          <w:sz w:val="22"/>
-          <w:szCs w:val="22"/>
-        </w:rPr>
-        <w:t xml:space="preserve"> </w:t>
-      </w:r>
       <w:r>
         <w:rPr>
           <w:sz w:val="22"/>
@@ -1351,6 +914,38 @@
           <w:sz w:val="22"/>
           <w:szCs w:val="22"/>
         </w:rPr>
+        <w:t>cidade_atual</w:t>
+      </w:r>
+      <w:proofErr w:type="spellEnd"/>
+      <w:r>
+        <w:rPr>
+          <w:sz w:val="22"/>
+          <w:szCs w:val="22"/>
+        </w:rPr>
+        <w:t>}</w:t>
+      </w:r>
+      <w:proofErr w:type="gramStart"/>
+      <w:r>
+        <w:rPr>
+          <w:sz w:val="22"/>
+          <w:szCs w:val="22"/>
+        </w:rPr>
+        <w:t>}}-</w:t>
+      </w:r>
+      <w:proofErr w:type="gramEnd"/>
+      <w:r>
+        <w:rPr>
+          <w:sz w:val="22"/>
+          <w:szCs w:val="22"/>
+        </w:rPr>
+        <w:t>SP, {{{</w:t>
+      </w:r>
+      <w:proofErr w:type="spellStart"/>
+      <w:r>
+        <w:rPr>
+          <w:sz w:val="22"/>
+          <w:szCs w:val="22"/>
+        </w:rPr>
         <w:t>data_protocolo</w:t>
       </w:r>
       <w:proofErr w:type="spellEnd"/>
@@ -1359,14 +954,7 @@
           <w:sz w:val="22"/>
           <w:szCs w:val="22"/>
         </w:rPr>
-        <w:t>}}}</w:t>
-      </w:r>
-      <w:r>
-        <w:rPr>
-          <w:sz w:val="22"/>
-          <w:szCs w:val="22"/>
-        </w:rPr>
-        <w:t>.</w:t>
+        <w:t>}}}.</w:t>
       </w:r>
     </w:p>
     <w:p>
@@ -1409,14 +997,7 @@
           <w:sz w:val="22"/>
           <w:szCs w:val="22"/>
         </w:rPr>
-        <w:t xml:space="preserve">                        </w:t>
-      </w:r>
-      <w:r>
-        <w:rPr>
-          <w:sz w:val="22"/>
-          <w:szCs w:val="22"/>
-        </w:rPr>
-        <w:t>GUSTAVO SILVA ALMEIDA</w:t>
+        <w:t xml:space="preserve">                        {{{nome}}}</w:t>
       </w:r>
     </w:p>
     <w:p>
@@ -1429,179 +1010,365 @@
       </w:pPr>
       <w:r>
         <w:rPr>
-          <w:lang w:val="pt-BR" w:eastAsia="pt-BR"/>
-        </w:rPr>
-        <w:pict>
-          <v:shapetype id="_x0000_t202" coordsize="21600,21600" o:spt="202" path="m,l,21600r21600,l21600,xe">
-            <v:stroke joinstyle="miter"/>
-            <v:path gradientshapeok="t" o:connecttype="rect"/>
-          </v:shapetype>
-          <v:shape id="Caixa de Texto 2" o:spid="_x0000_s1026" type="#_x0000_t202" style="position:absolute;left:0;text-align:left;margin-left:374.55pt;margin-top:2.2pt;width:115.5pt;height:106.65pt;z-index:-251658752;mso-wrap-distance-top:3.6pt;mso-wrap-distance-bottom:3.6pt;mso-width-relative:margin;mso-height-relative:margin">
-            <v:textbox style="mso-next-textbox:#Caixa de Texto 2">
-              <w:txbxContent>
-                <w:p>
-                  <w:pPr>
-                    <w:spacing w:after="120"/>
-                    <w:jc w:val="center"/>
-                    <w:rPr>
-                      <w:rFonts w:ascii="Arial Narrow" w:hAnsi="Arial Narrow" w:cs="Arial"/>
-                      <w:b/>
-                      <w:bCs/>
-                    </w:rPr>
-                  </w:pPr>
-                  <w:r>
-                    <w:rPr>
-                      <w:rFonts w:ascii="Arial Narrow" w:hAnsi="Arial Narrow" w:cs="Arial"/>
-                      <w:b/>
-                      <w:bCs/>
-                    </w:rPr>
-                    <w:t xml:space="preserve">DELEGACIA DE POLÍCIA </w:t>
-                  </w:r>
-                  <w:r>
-                    <w:rPr>
-                      <w:rFonts w:ascii="Arial" w:hAnsi="Arial" w:cs="Arial"/>
-                      <w:b/>
-                      <w:bCs/>
-                    </w:rPr>
-                    <w:t>DE TAGUAÍ</w:t>
-                  </w:r>
-                </w:p>
-                <w:p>
-                  <w:pPr>
-                    <w:spacing w:after="120"/>
-                    <w:jc w:val="center"/>
-                    <w:rPr>
-                      <w:rFonts w:ascii="Arial" w:hAnsi="Arial" w:cs="Arial"/>
-                      <w:sz w:val="26"/>
-                      <w:szCs w:val="26"/>
-                    </w:rPr>
-                  </w:pPr>
-                  <w:r>
-                    <w:rPr>
-                      <w:rFonts w:ascii="Arial" w:hAnsi="Arial" w:cs="Arial"/>
-                      <w:sz w:val="26"/>
-                      <w:szCs w:val="26"/>
-                      <w:u w:val="single"/>
-                    </w:rPr>
-                    <w:t>{{{data_protocolo</w:t>
-                  </w:r>
-                  <w:r>
-                    <w:rPr>
-                      <w:rFonts w:ascii="Arial" w:hAnsi="Arial" w:cs="Arial"/>
-                      <w:sz w:val="26"/>
-                      <w:szCs w:val="26"/>
-                      <w:u w:val="single"/>
-                    </w:rPr>
-                    <w:t>2</w:t>
-                  </w:r>
-                  <w:r>
-                    <w:rPr>
-                      <w:rFonts w:ascii="Arial" w:hAnsi="Arial" w:cs="Arial"/>
-                      <w:sz w:val="26"/>
-                      <w:szCs w:val="26"/>
-                      <w:u w:val="single"/>
-                    </w:rPr>
-                    <w:t>}}}</w:t>
-                  </w:r>
-                </w:p>
-                <w:p>
-                  <w:pPr>
-                    <w:spacing w:after="120"/>
-                    <w:jc w:val="center"/>
-                    <w:rPr>
-                      <w:rFonts w:ascii="Arial Narrow" w:hAnsi="Arial Narrow" w:cs="Arial"/>
-                      <w:sz w:val="26"/>
-                      <w:szCs w:val="26"/>
-                    </w:rPr>
-                  </w:pPr>
-                  <w:r>
-                    <w:rPr>
-                      <w:rFonts w:ascii="Arial Narrow" w:hAnsi="Arial Narrow" w:cs="Arial"/>
-                      <w:sz w:val="24"/>
-                      <w:szCs w:val="24"/>
-                    </w:rPr>
-                    <w:t xml:space="preserve">Prot. S. </w:t>
-                  </w:r>
-                  <w:r>
-                    <w:rPr>
-                      <w:rFonts w:ascii="Arial Narrow" w:hAnsi="Arial Narrow" w:cs="Arial"/>
-                      <w:sz w:val="26"/>
-                      <w:szCs w:val="26"/>
-                      <w:u w:val="single"/>
-                    </w:rPr>
-                    <w:t>{{{</w:t>
-                  </w:r>
-                  <w:proofErr w:type="spellStart"/>
-                  <w:r>
-                    <w:rPr>
-                      <w:rFonts w:ascii="Arial Narrow" w:hAnsi="Arial Narrow" w:cs="Arial"/>
-                      <w:sz w:val="26"/>
-                      <w:szCs w:val="26"/>
-                      <w:u w:val="single"/>
-                    </w:rPr>
-                    <w:t>protocolo_requerimento</w:t>
-                  </w:r>
-                  <w:proofErr w:type="spellEnd"/>
-                  <w:r>
-                    <w:rPr>
-                      <w:rFonts w:ascii="Arial Narrow" w:hAnsi="Arial Narrow" w:cs="Arial"/>
-                      <w:sz w:val="26"/>
-                      <w:szCs w:val="26"/>
-                      <w:u w:val="single"/>
-                    </w:rPr>
-                    <w:t>}}}</w:t>
-                  </w:r>
-                </w:p>
-                <w:p>
-                  <w:pPr>
-                    <w:jc w:val="center"/>
-                    <w:rPr>
-                      <w:rFonts w:ascii="Arial Narrow" w:hAnsi="Arial Narrow" w:cs="Arial"/>
-                      <w:b/>
-                      <w:bCs/>
-                    </w:rPr>
-                  </w:pPr>
-                  <w:r>
-                    <w:rPr>
-                      <w:rFonts w:ascii="Arial Narrow" w:hAnsi="Arial Narrow" w:cs="Arial"/>
-                      <w:b/>
-                      <w:bCs/>
-                    </w:rPr>
-                    <w:t>_______________</w:t>
-                  </w:r>
-                </w:p>
-                <w:p>
-                  <w:pPr>
-                    <w:jc w:val="center"/>
-                    <w:rPr>
-                      <w:rFonts w:ascii="Arial Narrow" w:hAnsi="Arial Narrow" w:cs="Arial"/>
-                      <w:b/>
-                      <w:bCs/>
-                    </w:rPr>
-                  </w:pPr>
-                  <w:r>
-                    <w:rPr>
-                      <w:rFonts w:ascii="Arial Narrow" w:hAnsi="Arial Narrow" w:cs="Arial"/>
-                      <w:b/>
-                      <w:bCs/>
-                    </w:rPr>
-                    <w:t>RESPONSÁVEL</w:t>
-                  </w:r>
-                </w:p>
-                <w:p>
-                  <w:pPr>
-                    <w:jc w:val="center"/>
-                    <w:rPr>
-                      <w:rFonts w:ascii="Arial Narrow" w:hAnsi="Arial Narrow" w:cs="Arial"/>
-                      <w:b/>
-                      <w:bCs/>
-                    </w:rPr>
-                  </w:pPr>
-                </w:p>
-              </w:txbxContent>
-            </v:textbox>
-          </v:shape>
-        </w:pict>
+          <w:noProof/>
+          <w:lang w:eastAsia="pt-BR"/>
+        </w:rPr>
+        <mc:AlternateContent>
+          <mc:Choice Requires="wps">
+            <w:drawing>
+              <wp:anchor distT="45720" distB="45720" distL="114300" distR="114300" simplePos="0" relativeHeight="251659264" behindDoc="1" locked="0" layoutInCell="1" allowOverlap="1" wp14:anchorId="4818BF22" wp14:editId="78695497">
+                <wp:simplePos x="0" y="0"/>
+                <wp:positionH relativeFrom="column">
+                  <wp:posOffset>4756785</wp:posOffset>
+                </wp:positionH>
+                <wp:positionV relativeFrom="paragraph">
+                  <wp:posOffset>27940</wp:posOffset>
+                </wp:positionV>
+                <wp:extent cx="1466850" cy="1354455"/>
+                <wp:effectExtent l="0" t="0" r="0" b="0"/>
+                <wp:wrapNone/>
+                <wp:docPr id="792906864" name="Caixa de Texto 2"/>
+                <wp:cNvGraphicFramePr>
+                  <a:graphicFrameLocks xmlns:a="http://schemas.openxmlformats.org/drawingml/2006/main"/>
+                </wp:cNvGraphicFramePr>
+                <a:graphic xmlns:a="http://schemas.openxmlformats.org/drawingml/2006/main">
+                  <a:graphicData uri="http://schemas.microsoft.com/office/word/2010/wordprocessingShape">
+                    <wps:wsp>
+                      <wps:cNvSpPr txBox="1">
+                        <a:spLocks noChangeArrowheads="1"/>
+                      </wps:cNvSpPr>
+                      <wps:spPr bwMode="auto">
+                        <a:xfrm>
+                          <a:off x="0" y="0"/>
+                          <a:ext cx="1466850" cy="1354455"/>
+                        </a:xfrm>
+                        <a:prstGeom prst="rect">
+                          <a:avLst/>
+                        </a:prstGeom>
+                        <a:solidFill>
+                          <a:srgbClr val="FFFFFF"/>
+                        </a:solidFill>
+                        <a:ln w="9525">
+                          <a:solidFill>
+                            <a:srgbClr val="000000"/>
+                          </a:solidFill>
+                          <a:miter lim="800000"/>
+                          <a:headEnd/>
+                          <a:tailEnd/>
+                        </a:ln>
+                        <a:effectLst/>
+                        <a:extLst>
+                          <a:ext uri="{AF507438-7753-43E0-B8FC-AC1667EBCBE1}">
+                            <a14:hiddenEffects xmlns:a14="http://schemas.microsoft.com/office/drawing/2010/main">
+                              <a:effectLst>
+                                <a:outerShdw dist="35921" dir="2700000" algn="ctr" rotWithShape="0">
+                                  <a:srgbClr val="808080"/>
+                                </a:outerShdw>
+                              </a:effectLst>
+                            </a14:hiddenEffects>
+                          </a:ext>
+                        </a:extLst>
+                      </wps:spPr>
+                      <wps:txbx>
+                        <w:txbxContent>
+                          <w:p>
+                            <w:pPr>
+                              <w:spacing w:after="120"/>
+                              <w:jc w:val="center"/>
+                              <w:rPr>
+                                <w:rFonts w:ascii="Arial Narrow" w:hAnsi="Arial Narrow" w:cs="Arial"/>
+                                <w:b/>
+                                <w:bCs/>
+                              </w:rPr>
+                            </w:pPr>
+                            <w:r>
+                              <w:rPr>
+                                <w:rFonts w:ascii="Arial Narrow" w:hAnsi="Arial Narrow" w:cs="Arial"/>
+                                <w:b/>
+                                <w:bCs/>
+                              </w:rPr>
+                              <w:t>{{{delegacia}}}</w:t>
+                            </w:r>
+                          </w:p>
+                          <w:p>
+                            <w:pPr>
+                              <w:spacing w:after="120"/>
+                              <w:jc w:val="center"/>
+                              <w:rPr>
+                                <w:rFonts w:ascii="Arial" w:hAnsi="Arial" w:cs="Arial"/>
+                                <w:sz w:val="26"/>
+                                <w:szCs w:val="26"/>
+                              </w:rPr>
+                            </w:pPr>
+                            <w:r>
+                              <w:rPr>
+                                <w:rFonts w:ascii="Arial" w:hAnsi="Arial" w:cs="Arial"/>
+                                <w:sz w:val="26"/>
+                                <w:szCs w:val="26"/>
+                                <w:u w:val="single"/>
+                              </w:rPr>
+                              <w:t>{{{data_protocolo2}}}</w:t>
+                            </w:r>
+                          </w:p>
+                          <w:p>
+                            <w:pPr>
+                              <w:spacing w:after="120"/>
+                              <w:jc w:val="center"/>
+                              <w:rPr>
+                                <w:rFonts w:ascii="Arial Narrow" w:hAnsi="Arial Narrow" w:cs="Arial"/>
+                                <w:sz w:val="26"/>
+                                <w:szCs w:val="26"/>
+                              </w:rPr>
+                            </w:pPr>
+                            <w:r>
+                              <w:rPr>
+                                <w:rFonts w:ascii="Arial Narrow" w:hAnsi="Arial Narrow" w:cs="Arial"/>
+                                <w:sz w:val="24"/>
+                                <w:szCs w:val="24"/>
+                              </w:rPr>
+                              <w:t xml:space="preserve">Prot. S. </w:t>
+                            </w:r>
+                            <w:r>
+                              <w:rPr>
+                                <w:rFonts w:ascii="Arial Narrow" w:hAnsi="Arial Narrow" w:cs="Arial"/>
+                                <w:sz w:val="26"/>
+                                <w:szCs w:val="26"/>
+                                <w:u w:val="single"/>
+                              </w:rPr>
+                              <w:t>{{{</w:t>
+                            </w:r>
+                            <w:proofErr w:type="spellStart"/>
+                            <w:r>
+                              <w:rPr>
+                                <w:rFonts w:ascii="Arial Narrow" w:hAnsi="Arial Narrow" w:cs="Arial"/>
+                                <w:sz w:val="26"/>
+                                <w:szCs w:val="26"/>
+                                <w:u w:val="single"/>
+                              </w:rPr>
+                              <w:t>protocolo_requerimento</w:t>
+                            </w:r>
+                            <w:proofErr w:type="spellEnd"/>
+                            <w:r>
+                              <w:rPr>
+                                <w:rFonts w:ascii="Arial Narrow" w:hAnsi="Arial Narrow" w:cs="Arial"/>
+                                <w:sz w:val="26"/>
+                                <w:szCs w:val="26"/>
+                                <w:u w:val="single"/>
+                              </w:rPr>
+                              <w:t>}}}</w:t>
+                            </w:r>
+                          </w:p>
+                          <w:p>
+                            <w:pPr>
+                              <w:jc w:val="center"/>
+                              <w:rPr>
+                                <w:rFonts w:ascii="Arial Narrow" w:hAnsi="Arial Narrow" w:cs="Arial"/>
+                                <w:b/>
+                                <w:bCs/>
+                              </w:rPr>
+                            </w:pPr>
+                            <w:r>
+                              <w:rPr>
+                                <w:rFonts w:ascii="Arial Narrow" w:hAnsi="Arial Narrow" w:cs="Arial"/>
+                                <w:b/>
+                                <w:bCs/>
+                              </w:rPr>
+                              <w:t>_______________</w:t>
+                            </w:r>
+                          </w:p>
+                          <w:p>
+                            <w:pPr>
+                              <w:jc w:val="center"/>
+                              <w:rPr>
+                                <w:rFonts w:ascii="Arial Narrow" w:hAnsi="Arial Narrow" w:cs="Arial"/>
+                                <w:b/>
+                                <w:bCs/>
+                              </w:rPr>
+                            </w:pPr>
+                            <w:r>
+                              <w:rPr>
+                                <w:rFonts w:ascii="Arial Narrow" w:hAnsi="Arial Narrow" w:cs="Arial"/>
+                                <w:b/>
+                                <w:bCs/>
+                              </w:rPr>
+                              <w:t>RESPONSÁVEL</w:t>
+                            </w:r>
+                          </w:p>
+                          <w:p>
+                            <w:pPr>
+                              <w:jc w:val="center"/>
+                              <w:rPr>
+                                <w:rFonts w:ascii="Arial Narrow" w:hAnsi="Arial Narrow" w:cs="Arial"/>
+                                <w:b/>
+                                <w:bCs/>
+                              </w:rPr>
+                            </w:pPr>
+                          </w:p>
+                        </w:txbxContent>
+                      </wps:txbx>
+                      <wps:bodyPr rot="0" vert="horz" wrap="square" lIns="91440" tIns="45720" rIns="91440" bIns="45720" anchor="t" anchorCtr="0" upright="1">
+                        <a:noAutofit/>
+                      </wps:bodyPr>
+                    </wps:wsp>
+                  </a:graphicData>
+                </a:graphic>
+                <wp14:sizeRelH relativeFrom="margin">
+                  <wp14:pctWidth>0</wp14:pctWidth>
+                </wp14:sizeRelH>
+                <wp14:sizeRelV relativeFrom="margin">
+                  <wp14:pctHeight>0</wp14:pctHeight>
+                </wp14:sizeRelV>
+              </wp:anchor>
+            </w:drawing>
+          </mc:Choice>
+          <mc:Fallback>
+            <w:pict>
+              <v:shapetype w14:anchorId="4818BF22" id="_x0000_t202" coordsize="21600,21600" o:spt="202" path="m,l,21600r21600,l21600,xe">
+                <v:stroke joinstyle="miter"/>
+                <v:path gradientshapeok="t" o:connecttype="rect"/>
+              </v:shapetype>
+              <v:shape id="Caixa de Texto 2" o:spid="_x0000_s1026" type="#_x0000_t202" style="position:absolute;left:0;text-align:left;margin-left:374.55pt;margin-top:2.2pt;width:115.5pt;height:106.65pt;z-index:-251657216;visibility:visible;mso-wrap-style:square;mso-width-percent:0;mso-height-percent:0;mso-wrap-distance-left:9pt;mso-wrap-distance-top:3.6pt;mso-wrap-distance-right:9pt;mso-wrap-distance-bottom:3.6pt;mso-position-horizontal:absolute;mso-position-horizontal-relative:text;mso-position-vertical:absolute;mso-position-vertical-relative:text;mso-width-percent:0;mso-height-percent:0;mso-width-relative:margin;mso-height-relative:margin;v-text-anchor:top" o:gfxdata="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">
+                <v:textbox>
+                  <w:txbxContent>
+                    <w:p>
+                      <w:pPr>
+                        <w:spacing w:after="120"/>
+                        <w:jc w:val="center"/>
+                        <w:rPr>
+                          <w:rFonts w:ascii="Arial Narrow" w:hAnsi="Arial Narrow" w:cs="Arial"/>
+                          <w:b/>
+                          <w:bCs/>
+                        </w:rPr>
+                      </w:pPr>
+                      <w:r>
+                        <w:rPr>
+                          <w:rFonts w:ascii="Arial Narrow" w:hAnsi="Arial Narrow" w:cs="Arial"/>
+                          <w:b/>
+                          <w:bCs/>
+                        </w:rPr>
+                        <w:t>{{{delegacia}}}</w:t>
+                      </w:r>
+                    </w:p>
+                    <w:p>
+                      <w:pPr>
+                        <w:spacing w:after="120"/>
+                        <w:jc w:val="center"/>
+                        <w:rPr>
+                          <w:rFonts w:ascii="Arial" w:hAnsi="Arial" w:cs="Arial"/>
+                          <w:sz w:val="26"/>
+                          <w:szCs w:val="26"/>
+                        </w:rPr>
+                      </w:pPr>
+                      <w:r>
+                        <w:rPr>
+                          <w:rFonts w:ascii="Arial" w:hAnsi="Arial" w:cs="Arial"/>
+                          <w:sz w:val="26"/>
+                          <w:szCs w:val="26"/>
+                          <w:u w:val="single"/>
+                        </w:rPr>
+                        <w:t>{{{data_protocolo2}}}</w:t>
+                      </w:r>
+                    </w:p>
+                    <w:p>
+                      <w:pPr>
+                        <w:spacing w:after="120"/>
+                        <w:jc w:val="center"/>
+                        <w:rPr>
+                          <w:rFonts w:ascii="Arial Narrow" w:hAnsi="Arial Narrow" w:cs="Arial"/>
+                          <w:sz w:val="26"/>
+                          <w:szCs w:val="26"/>
+                        </w:rPr>
+                      </w:pPr>
+                      <w:r>
+                        <w:rPr>
+                          <w:rFonts w:ascii="Arial Narrow" w:hAnsi="Arial Narrow" w:cs="Arial"/>
+                          <w:sz w:val="24"/>
+                          <w:szCs w:val="24"/>
+                        </w:rPr>
+                        <w:t xml:space="preserve">Prot. S. </w:t>
+                      </w:r>
+                      <w:r>
+                        <w:rPr>
+                          <w:rFonts w:ascii="Arial Narrow" w:hAnsi="Arial Narrow" w:cs="Arial"/>
+                          <w:sz w:val="26"/>
+                          <w:szCs w:val="26"/>
+                          <w:u w:val="single"/>
+                        </w:rPr>
+                        <w:t>{{{</w:t>
+                      </w:r>
+                      <w:proofErr w:type="spellStart"/>
+                      <w:r>
+                        <w:rPr>
+                          <w:rFonts w:ascii="Arial Narrow" w:hAnsi="Arial Narrow" w:cs="Arial"/>
+                          <w:sz w:val="26"/>
+                          <w:szCs w:val="26"/>
+                          <w:u w:val="single"/>
+                        </w:rPr>
+                        <w:t>protocolo_requerimento</w:t>
+                      </w:r>
+                      <w:proofErr w:type="spellEnd"/>
+                      <w:r>
+                        <w:rPr>
+                          <w:rFonts w:ascii="Arial Narrow" w:hAnsi="Arial Narrow" w:cs="Arial"/>
+                          <w:sz w:val="26"/>
+                          <w:szCs w:val="26"/>
+                          <w:u w:val="single"/>
+                        </w:rPr>
+                        <w:t>}}}</w:t>
+                      </w:r>
+                    </w:p>
+                    <w:p>
+                      <w:pPr>
+                        <w:jc w:val="center"/>
+                        <w:rPr>
+                          <w:rFonts w:ascii="Arial Narrow" w:hAnsi="Arial Narrow" w:cs="Arial"/>
+                          <w:b/>
+                          <w:bCs/>
+                        </w:rPr>
+                      </w:pPr>
+                      <w:r>
+                        <w:rPr>
+                          <w:rFonts w:ascii="Arial Narrow" w:hAnsi="Arial Narrow" w:cs="Arial"/>
+                          <w:b/>
+                          <w:bCs/>
+                        </w:rPr>
+                        <w:t>_______________</w:t>
+                      </w:r>
+                    </w:p>
+                    <w:p>
+                      <w:pPr>
+                        <w:jc w:val="center"/>
+                        <w:rPr>
+                          <w:rFonts w:ascii="Arial Narrow" w:hAnsi="Arial Narrow" w:cs="Arial"/>
+                          <w:b/>
+                          <w:bCs/>
+                        </w:rPr>
+                      </w:pPr>
+                      <w:r>
+                        <w:rPr>
+                          <w:rFonts w:ascii="Arial Narrow" w:hAnsi="Arial Narrow" w:cs="Arial"/>
+                          <w:b/>
+                          <w:bCs/>
+                        </w:rPr>
+                        <w:t>RESPONSÁVEL</w:t>
+                      </w:r>
+                    </w:p>
+                    <w:p>
+                      <w:pPr>
+                        <w:jc w:val="center"/>
+                        <w:rPr>
+                          <w:rFonts w:ascii="Arial Narrow" w:hAnsi="Arial Narrow" w:cs="Arial"/>
+                          <w:b/>
+                          <w:bCs/>
+                        </w:rPr>
+                      </w:pPr>
+                    </w:p>
+                  </w:txbxContent>
+                </v:textbox>
+              </v:shape>
+            </w:pict>
+          </mc:Fallback>
+        </mc:AlternateContent>
       </w:r>
       <w:r>
         <w:rPr>
@@ -1616,23 +1383,10 @@
           <w:szCs w:val="22"/>
         </w:rPr>
         <w:tab/>
-        <w:t xml:space="preserve">          </w:t>
-      </w:r>
-      <w:r>
-        <w:rPr>
-          <w:sz w:val="22"/>
-          <w:szCs w:val="22"/>
-        </w:rPr>
-        <w:t xml:space="preserve"> </w:t>
-      </w:r>
-      <w:r>
-        <w:rPr>
-          <w:sz w:val="22"/>
-          <w:szCs w:val="22"/>
-        </w:rPr>
-        <w:t>Agente Policial</w:t>
+        <w:t xml:space="preserve">           {{{cargo}}}</w:t>
       </w:r>
     </w:p>
+    <w:p/>
     <w:sectPr>
       <w:pgSz w:w="11907" w:h="16840"/>
       <w:pgMar w:top="851" w:right="902" w:bottom="284" w:left="1134" w:header="720" w:footer="720" w:gutter="0"/>
@@ -1652,6 +1406,7 @@
     <w:lvl w:ilvl="0">
       <w:start w:val="1"/>
       <w:numFmt w:val="none"/>
+      <w:pStyle w:val="Ttulo1"/>
       <w:suff w:val="nothing"/>
       <w:lvlText w:val=""/>
       <w:lvlJc w:val="left"/>
@@ -1900,13 +1655,13 @@
       </w:pPr>
     </w:lvl>
   </w:abstractNum>
-  <w:num w:numId="1" w16cid:durableId="930360169">
+  <w:num w:numId="1" w16cid:durableId="818617697">
     <w:abstractNumId w:val="0"/>
   </w:num>
-  <w:num w:numId="2" w16cid:durableId="339935675">
+  <w:num w:numId="2" w16cid:durableId="1491092950">
     <w:abstractNumId w:val="1"/>
   </w:num>
-  <w:num w:numId="3" w16cid:durableId="147525230">
+  <w:num w:numId="3" w16cid:durableId="1972321156">
     <w:abstractNumId w:val="2"/>
   </w:num>
 </w:numbering>
@@ -2029,7 +1784,7 @@
     <w:lsdException w:name="HTML Sample" w:semiHidden="1" w:unhideWhenUsed="1"/>
     <w:lsdException w:name="HTML Typewriter" w:semiHidden="1" w:unhideWhenUsed="1"/>
     <w:lsdException w:name="HTML Variable" w:semiHidden="1" w:unhideWhenUsed="1"/>
-    <w:lsdException w:name="Normal Table" w:unhideWhenUsed="1"/>
+    <w:lsdException w:name="Normal Table" w:semiHidden="1" w:unhideWhenUsed="1"/>
     <w:lsdException w:name="annotation subject" w:semiHidden="1" w:unhideWhenUsed="1"/>
     <w:lsdException w:name="No List" w:semiHidden="1" w:unhideWhenUsed="1"/>
     <w:lsdException w:name="Outline List 1" w:semiHidden="1" w:unhideWhenUsed="1"/>
@@ -2315,6 +2070,7 @@
     <w:name w:val="heading 1"/>
     <w:basedOn w:val="Normal"/>
     <w:next w:val="Normal"/>
+    <w:link w:val="Ttulo1Char"/>
     <w:qFormat/>
     <w:pPr>
       <w:keepNext/>
@@ -2333,12 +2089,17 @@
   </w:style>
   <w:style w:type="character" w:default="1" w:styleId="Fontepargpadro">
     <w:name w:val="Default Paragraph Font"/>
+    <w:uiPriority w:val="1"/>
+    <w:semiHidden/>
+    <w:unhideWhenUsed/>
   </w:style>
   <w:style w:type="table" w:default="1" w:styleId="Tabelanormal">
     <w:name w:val="Normal Table"/>
     <w:uiPriority w:val="99"/>
+    <w:semiHidden/>
     <w:unhideWhenUsed/>
     <w:tblPr>
+      <w:tblInd w:w="0" w:type="dxa"/>
       <w:tblCellMar>
         <w:top w:w="0" w:type="dxa"/>
         <w:left w:w="108" w:type="dxa"/>
@@ -2413,6 +2174,7 @@
   <w:style w:type="paragraph" w:styleId="Recuodecorpodetexto">
     <w:name w:val="Body Text Indent"/>
     <w:basedOn w:val="Normal"/>
+    <w:link w:val="RecuodecorpodetextoChar"/>
     <w:pPr>
       <w:ind w:firstLine="2835"/>
       <w:jc w:val="both"/>
@@ -2461,6 +2223,26 @@
       <w:iCs/>
       <w:sz w:val="24"/>
       <w:szCs w:val="24"/>
+    </w:rPr>
+  </w:style>
+  <w:style w:type="character" w:customStyle="1" w:styleId="Ttulo1Char">
+    <w:name w:val="Título 1 Char"/>
+    <w:basedOn w:val="Fontepargpadro"/>
+    <w:link w:val="Ttulo1"/>
+    <w:rsid w:val="00F84A50"/>
+    <w:rPr>
+      <w:sz w:val="26"/>
+      <w:lang w:eastAsia="zh-CN"/>
+    </w:rPr>
+  </w:style>
+  <w:style w:type="character" w:customStyle="1" w:styleId="RecuodecorpodetextoChar">
+    <w:name w:val="Recuo de corpo de texto Char"/>
+    <w:basedOn w:val="Fontepargpadro"/>
+    <w:link w:val="Recuodecorpodetexto"/>
+    <w:rsid w:val="00F84A50"/>
+    <w:rPr>
+      <w:sz w:val="26"/>
+      <w:lang w:eastAsia="zh-CN"/>
     </w:rPr>
   </w:style>
 </w:styles>

--- a/modelos/modelo_requerimento_inteira.docx
+++ b/modelos/modelo_requerimento_inteira.docx
@@ -83,7 +83,35 @@
           <w:sz w:val="22"/>
           <w:szCs w:val="22"/>
         </w:rPr>
-        <w:t>}}}, {{{cargo}}} de {{{classe}}}, {{{padrão}}}, em exercício na {{{delegacia}}}, Seccional Avaré, Deinter7-Sorocaba, brasileiro, {{{</w:t>
+        <w:t>}}}, {{{cargo}}} de {{{classe}}}, {{{padrão}}}, em exercício na {{{delegacia}}}, Seccional Avaré, Deinter7</w:t>
+      </w:r>
+      <w:r>
+        <w:rPr>
+          <w:sz w:val="22"/>
+          <w:szCs w:val="22"/>
+        </w:rPr>
+        <w:t xml:space="preserve"> </w:t>
+      </w:r>
+      <w:r>
+        <w:rPr>
+          <w:sz w:val="22"/>
+          <w:szCs w:val="22"/>
+        </w:rPr>
+        <w:t>-</w:t>
+      </w:r>
+      <w:r>
+        <w:rPr>
+          <w:sz w:val="22"/>
+          <w:szCs w:val="22"/>
+        </w:rPr>
+        <w:t xml:space="preserve"> </w:t>
+      </w:r>
+      <w:r>
+        <w:rPr>
+          <w:sz w:val="22"/>
+          <w:szCs w:val="22"/>
+        </w:rPr>
+        <w:t>Sorocaba, brasileiro, {{{</w:t>
       </w:r>
       <w:proofErr w:type="spellStart"/>
       <w:r>
@@ -131,7 +159,35 @@
           <w:sz w:val="22"/>
           <w:szCs w:val="22"/>
         </w:rPr>
-        <w:t>}}}, residente na {{{endereço}}}-SP, vem à presença de Vossa Excelência solicitar o devido encaminhamento deste expediente a apreciação do Ilustríssimo Senhor Diretor do DEINTER 7, caso necessário, da hierarquia superior, objetivando o pagamento de diária, pelos motivos de fato e direito a seguir expostos:</w:t>
+        <w:t xml:space="preserve">}}}, residente na {{{endereço}}}-SP, vem à presença de Vossa Excelência solicitar o devido encaminhamento deste expediente </w:t>
+      </w:r>
+      <w:r>
+        <w:rPr>
+          <w:sz w:val="22"/>
+          <w:szCs w:val="22"/>
+        </w:rPr>
+        <w:t>à</w:t>
+      </w:r>
+      <w:r>
+        <w:rPr>
+          <w:sz w:val="22"/>
+          <w:szCs w:val="22"/>
+        </w:rPr>
+        <w:t xml:space="preserve"> apreciação do Ilustríssimo Senhor Diretor do DEINTER 7, caso necessário, da hierarquia superior, objetivando o pagamento de diária, pelos motivos de fato e </w:t>
+      </w:r>
+      <w:r>
+        <w:rPr>
+          <w:sz w:val="22"/>
+          <w:szCs w:val="22"/>
+        </w:rPr>
+        <w:t xml:space="preserve">de </w:t>
+      </w:r>
+      <w:r>
+        <w:rPr>
+          <w:sz w:val="22"/>
+          <w:szCs w:val="22"/>
+        </w:rPr>
+        <w:t>direito a seguir expostos:</w:t>
       </w:r>
     </w:p>
     <w:p>
@@ -152,7 +208,21 @@
           <w:sz w:val="22"/>
           <w:szCs w:val="22"/>
         </w:rPr>
-        <w:t>O requerente, atendendo determinação (Escala de Plantão Policial Permanente da Central de Polícia Judiciária de {{{</w:t>
+        <w:t>O requerente, atendendo</w:t>
+      </w:r>
+      <w:r>
+        <w:rPr>
+          <w:sz w:val="22"/>
+          <w:szCs w:val="22"/>
+        </w:rPr>
+        <w:t xml:space="preserve"> à</w:t>
+      </w:r>
+      <w:r>
+        <w:rPr>
+          <w:sz w:val="22"/>
+          <w:szCs w:val="22"/>
+        </w:rPr>
+        <w:t xml:space="preserve"> determinação (Escala de Plantão Policial Permanente da Central de Polícia Judiciária de {{{</w:t>
       </w:r>
       <w:proofErr w:type="spellStart"/>
       <w:r>
@@ -475,7 +545,21 @@
           <w:szCs w:val="22"/>
         </w:rPr>
         <w:tab/>
-        <w:t>R${{{</w:t>
+        <w:t>R$</w:t>
+      </w:r>
+      <w:r>
+        <w:rPr>
+          <w:sz w:val="22"/>
+          <w:szCs w:val="22"/>
+        </w:rPr>
+        <w:t xml:space="preserve"> </w:t>
+      </w:r>
+      <w:r>
+        <w:rPr>
+          <w:sz w:val="22"/>
+          <w:szCs w:val="22"/>
+        </w:rPr>
+        <w:t>{{{</w:t>
       </w:r>
       <w:proofErr w:type="spellStart"/>
       <w:r>
@@ -832,23 +916,7 @@
           <w:sz w:val="22"/>
           <w:szCs w:val="22"/>
         </w:rPr>
-        <w:t xml:space="preserve">4- Assim, considerando a existência do direito subjetivo, com fundamento no artigo 144 da Lei 10.261 de 28/10/68, “Estatuto dos Funcionários Públicos Civis”, requeiro a Vossa Senhoria através dos mecanismos administrativos adequados, o pagamento de diárias na forma, quantia e cálculo estabelecidos nos Decretos </w:t>
-      </w:r>
-      <w:proofErr w:type="spellStart"/>
-      <w:r>
-        <w:rPr>
-          <w:sz w:val="22"/>
-          <w:szCs w:val="22"/>
-        </w:rPr>
-        <w:t>nºs</w:t>
-      </w:r>
-      <w:proofErr w:type="spellEnd"/>
-      <w:r>
-        <w:rPr>
-          <w:sz w:val="22"/>
-          <w:szCs w:val="22"/>
-        </w:rPr>
-        <w:t>. 48.292/03 de 02/12/03;</w:t>
+        <w:t>4- Assim, considerando a existência do direito subjetivo, com fundamento no artigo 144 da Lei 10.261 de 28/10/68, “Estatuto dos Funcionários Públicos Civis”, requeiro a Vossa Senhoria através dos mecanismos administrativos adequados, o pagamento de diárias na forma, quantia e cálculo estabelecidos nos Decretos nº. 48.292/03 de 02/12/03;</w:t>
       </w:r>
     </w:p>
     <w:p>

--- a/modelos/modelo_requerimento_inteira.docx
+++ b/modelos/modelo_requerimento_inteira.docx
@@ -83,7 +83,37 @@
           <w:sz w:val="22"/>
           <w:szCs w:val="22"/>
         </w:rPr>
-        <w:t>}}}, {{{cargo}}} de {{{classe}}}, {{{padrão}}}, em exercício na {{{delegacia}}}, Seccional Avaré, Deinter7</w:t>
+        <w:t>}}}, {{{cargo}}} de {{{classe}}}, {{{</w:t>
+      </w:r>
+      <w:proofErr w:type="spellStart"/>
+      <w:r>
+        <w:rPr>
+          <w:sz w:val="22"/>
+          <w:szCs w:val="22"/>
+        </w:rPr>
+        <w:t>padr</w:t>
+      </w:r>
+      <w:r>
+        <w:rPr>
+          <w:sz w:val="22"/>
+          <w:szCs w:val="22"/>
+        </w:rPr>
+        <w:t>a</w:t>
+      </w:r>
+      <w:r>
+        <w:rPr>
+          <w:sz w:val="22"/>
+          <w:szCs w:val="22"/>
+        </w:rPr>
+        <w:t>o</w:t>
+      </w:r>
+      <w:proofErr w:type="spellEnd"/>
+      <w:r>
+        <w:rPr>
+          <w:sz w:val="22"/>
+          <w:szCs w:val="22"/>
+        </w:rPr>
+        <w:t>}}}, em exercício na {{{delegacia}}}, Seccional Avaré, Deinter7</w:t>
       </w:r>
       <w:r>
         <w:rPr>
@@ -238,23 +268,7 @@
           <w:sz w:val="22"/>
           <w:szCs w:val="22"/>
         </w:rPr>
-        <w:t>}</w:t>
-      </w:r>
-      <w:proofErr w:type="gramStart"/>
-      <w:r>
-        <w:rPr>
-          <w:sz w:val="22"/>
-          <w:szCs w:val="22"/>
-        </w:rPr>
-        <w:t>}}-</w:t>
-      </w:r>
-      <w:proofErr w:type="gramEnd"/>
-      <w:r>
-        <w:rPr>
-          <w:sz w:val="22"/>
-          <w:szCs w:val="22"/>
-        </w:rPr>
-        <w:t>SP), referente a {{{</w:t>
+        <w:t>}}}-SP), referente a {{{</w:t>
       </w:r>
       <w:proofErr w:type="spellStart"/>
       <w:r>
@@ -302,23 +316,7 @@
           <w:sz w:val="22"/>
           <w:szCs w:val="22"/>
         </w:rPr>
-        <w:t>}</w:t>
-      </w:r>
-      <w:proofErr w:type="gramStart"/>
-      <w:r>
-        <w:rPr>
-          <w:sz w:val="22"/>
-          <w:szCs w:val="22"/>
-        </w:rPr>
-        <w:t>}}-</w:t>
-      </w:r>
-      <w:proofErr w:type="gramEnd"/>
-      <w:r>
-        <w:rPr>
-          <w:sz w:val="22"/>
-          <w:szCs w:val="22"/>
-        </w:rPr>
-        <w:t>SP, onde deveria assumir o plantão policial. Assim, para cumprir tal determinação, o Requerente saiu de sua sede às {{{</w:t>
+        <w:t>}}}-SP, onde deveria assumir o plantão policial. Assim, para cumprir tal determinação, o Requerente saiu de sua sede às {{{</w:t>
       </w:r>
       <w:proofErr w:type="spellStart"/>
       <w:r>
@@ -457,23 +455,7 @@
           <w:sz w:val="22"/>
           <w:szCs w:val="22"/>
         </w:rPr>
-        <w:t>}</w:t>
-      </w:r>
-      <w:proofErr w:type="gramStart"/>
-      <w:r>
-        <w:rPr>
-          <w:sz w:val="22"/>
-          <w:szCs w:val="22"/>
-        </w:rPr>
-        <w:t>}}/</w:t>
-      </w:r>
-      <w:proofErr w:type="gramEnd"/>
-      <w:r>
-        <w:rPr>
-          <w:sz w:val="22"/>
-          <w:szCs w:val="22"/>
-        </w:rPr>
-        <w:t>SSP/SP;</w:t>
+        <w:t>}}}/SSP/SP;</w:t>
       </w:r>
     </w:p>
     <w:p>
@@ -616,23 +598,7 @@
           <w:sz w:val="22"/>
           <w:szCs w:val="22"/>
         </w:rPr>
-        <w:t>}</w:t>
-      </w:r>
-      <w:proofErr w:type="gramStart"/>
-      <w:r>
-        <w:rPr>
-          <w:sz w:val="22"/>
-          <w:szCs w:val="22"/>
-        </w:rPr>
-        <w:t>}}-</w:t>
-      </w:r>
-      <w:proofErr w:type="gramEnd"/>
-      <w:r>
-        <w:rPr>
-          <w:sz w:val="22"/>
-          <w:szCs w:val="22"/>
-        </w:rPr>
-        <w:t>SP.</w:t>
+        <w:t>}}}-SP.</w:t>
       </w:r>
     </w:p>
     <w:p>
@@ -668,23 +634,7 @@
           <w:sz w:val="22"/>
           <w:szCs w:val="22"/>
         </w:rPr>
-        <w:t>}</w:t>
-      </w:r>
-      <w:proofErr w:type="gramStart"/>
-      <w:r>
-        <w:rPr>
-          <w:sz w:val="22"/>
-          <w:szCs w:val="22"/>
-        </w:rPr>
-        <w:t>}}-</w:t>
-      </w:r>
-      <w:proofErr w:type="gramEnd"/>
-      <w:r>
-        <w:rPr>
-          <w:sz w:val="22"/>
-          <w:szCs w:val="22"/>
-        </w:rPr>
-        <w:t>SP, conforme determinação contida na Escala referente a {{{</w:t>
+        <w:t>}}}-SP, conforme determinação contida na Escala referente a {{{</w:t>
       </w:r>
       <w:proofErr w:type="spellStart"/>
       <w:r>
@@ -990,23 +940,7 @@
           <w:sz w:val="22"/>
           <w:szCs w:val="22"/>
         </w:rPr>
-        <w:t>}</w:t>
-      </w:r>
-      <w:proofErr w:type="gramStart"/>
-      <w:r>
-        <w:rPr>
-          <w:sz w:val="22"/>
-          <w:szCs w:val="22"/>
-        </w:rPr>
-        <w:t>}}-</w:t>
-      </w:r>
-      <w:proofErr w:type="gramEnd"/>
-      <w:r>
-        <w:rPr>
-          <w:sz w:val="22"/>
-          <w:szCs w:val="22"/>
-        </w:rPr>
-        <w:t>SP, {{{</w:t>
+        <w:t>}}}-SP, {{{</w:t>
       </w:r>
       <w:proofErr w:type="spellStart"/>
       <w:r>

--- a/modelos/modelo_requerimento_inteira.docx
+++ b/modelos/modelo_requerimento_inteira.docx
@@ -173,7 +173,7 @@
           <w:sz w:val="22"/>
           <w:szCs w:val="22"/>
         </w:rPr>
-        <w:t>}}}, filho de {{{pai}}} {{{</w:t>
+        <w:t>}}}, filho de {{{pai}}}{{{</w:t>
       </w:r>
       <w:proofErr w:type="spellStart"/>
       <w:r>
@@ -503,7 +503,14 @@
           <w:sz w:val="22"/>
           <w:szCs w:val="22"/>
         </w:rPr>
-        <w:t xml:space="preserve"> {{{cargo}}} de {{{classe}}}, {{{</w:t>
+        <w:t xml:space="preserve"> {</w:t>
+      </w:r>
+      <w:r>
+        <w:rPr>
+          <w:sz w:val="22"/>
+          <w:szCs w:val="22"/>
+        </w:rPr>
+        <w:t>{{cargo}}} de {{{classe}}}, {{{</w:t>
       </w:r>
       <w:proofErr w:type="spellStart"/>
       <w:r>
@@ -519,15 +526,7 @@
           <w:sz w:val="22"/>
           <w:szCs w:val="22"/>
         </w:rPr>
-        <w:t xml:space="preserve">}}}, com vencimento bruto de      </w:t>
-      </w:r>
-      <w:r>
-        <w:rPr>
-          <w:sz w:val="22"/>
-          <w:szCs w:val="22"/>
-        </w:rPr>
-        <w:tab/>
-        <w:t>R$</w:t>
+        <w:t>}}}, com vencimento bruto de</w:t>
       </w:r>
       <w:r>
         <w:rPr>
@@ -541,7 +540,7 @@
           <w:sz w:val="22"/>
           <w:szCs w:val="22"/>
         </w:rPr>
-        <w:t>{{{</w:t>
+        <w:t>R$ {{{</w:t>
       </w:r>
       <w:proofErr w:type="spellStart"/>
       <w:r>
